--- a/docs/Letter-of-Support-Miginon-Farm.docx
+++ b/docs/Letter-of-Support-Miginon-Farm.docx
@@ -304,7 +304,7 @@
           <w:sz w:val="22"/>
           <w:szCs w:val="22"/>
         </w:rPr>
-        <w:t>SUBJECT: Letter of Support — “FarmIQ Pasture Watch” (Applicant: AppCross Company </w:t>
+        <w:t xml:space="preserve">SUBJECT: Letter of Support — “FarmIQ Pasture Watch” (Applicant: AppCross Compamy </w:t>
       </w:r>
       <w:r>
         <w:br/>
@@ -437,7 +437,7 @@
           <w:sz w:val="22"/>
           <w:szCs w:val="22"/>
         </w:rPr>
-        <w:t xml:space="preserve">, the Director and owner of Miginon Farm, an approximately 25-acre dairy farm located in Chepsir, Kipkeleon West, Kericho County, Kenya, am writing to express my support for the application by AppCross Company Limited to the </w:t>
+        <w:t xml:space="preserve">, the Director and owner of Miginon Farm, an approximately 25-acre dairy farm located in Chepsir, Kipkeleon West, Kericho County, Kenya, am writing to express my support for the application by AppCross Compamy Limited to the </w:t>
       </w:r>
       <w:r>
         <w:rPr>
@@ -493,7 +493,7 @@
           <w:sz w:val="22"/>
           <w:szCs w:val="22"/>
         </w:rPr>
-        <w:t>AppCross Company Limited's FarmIQ digital farm management platform, and much of FarmIQ's </w:t>
+        <w:t xml:space="preserve">AppCross Compamy Limited's FarmIQ digital farm management platform, and much of FarmIQ's </w:t>
       </w:r>
       <w:r>
         <w:br/>
